--- a/app/backend/templates/PROMISSORY_NOTE.docx
+++ b/app/backend/templates/PROMISSORY_NOTE.docx
@@ -162,6 +162,90 @@
           <w:szCs w:val="16"/>
         </w:rPr>
         <w:tab/>
+        <w:t>PN no.</w:t>
+      </w:r>
+      <w:r>
+        <w:rPr>
+          <w:sz w:val="16"/>
+          <w:szCs w:val="16"/>
+        </w:rPr>
+        <w:t xml:space="preserve"> </w:t>
+      </w:r>
+      <w:r>
+        <w:rPr>
+          <w:sz w:val="16"/>
+          <w:szCs w:val="16"/>
+        </w:rPr>
+        <w:t>{</w:t>
+      </w:r>
+      <w:proofErr w:type="spellStart"/>
+      <w:r>
+        <w:rPr>
+          <w:sz w:val="16"/>
+          <w:szCs w:val="16"/>
+        </w:rPr>
+        <w:t>PNNumber</w:t>
+      </w:r>
+      <w:proofErr w:type="spellEnd"/>
+      <w:r>
+        <w:rPr>
+          <w:sz w:val="16"/>
+          <w:szCs w:val="16"/>
+        </w:rPr>
+        <w:t>}</w:t>
+      </w:r>
+    </w:p>
+    <w:p>
+      <w:pPr>
+        <w:jc w:val="both"/>
+        <w:rPr>
+          <w:sz w:val="16"/>
+          <w:szCs w:val="16"/>
+        </w:rPr>
+      </w:pPr>
+      <w:r>
+        <w:rPr>
+          <w:sz w:val="16"/>
+          <w:szCs w:val="16"/>
+        </w:rPr>
+        <w:t>Amount</w:t>
+      </w:r>
+      <w:r>
+        <w:rPr>
+          <w:sz w:val="16"/>
+          <w:szCs w:val="16"/>
+        </w:rPr>
+        <w:t>:</w:t>
+      </w:r>
+      <w:r>
+        <w:rPr>
+          <w:sz w:val="16"/>
+          <w:szCs w:val="16"/>
+        </w:rPr>
+        <w:t xml:space="preserve"> </w:t>
+      </w:r>
+      <w:r>
+        <w:rPr>
+          <w:sz w:val="16"/>
+          <w:szCs w:val="16"/>
+        </w:rPr>
+        <w:t>{</w:t>
+      </w:r>
+      <w:proofErr w:type="spellStart"/>
+      <w:r>
+        <w:rPr>
+          <w:sz w:val="16"/>
+          <w:szCs w:val="16"/>
+        </w:rPr>
+        <w:t>TotalPaymentDue</w:t>
+      </w:r>
+      <w:proofErr w:type="spellEnd"/>
+      <w:r>
+        <w:rPr>
+          <w:sz w:val="16"/>
+          <w:szCs w:val="16"/>
+        </w:rPr>
+        <w:t>}</w:t>
       </w:r>
       <w:r>
         <w:rPr>
@@ -170,13 +254,30 @@
         </w:rPr>
         <w:tab/>
       </w:r>
-      <w:r>
-        <w:rPr>
-          <w:sz w:val="16"/>
-          <w:szCs w:val="16"/>
-        </w:rPr>
-        <w:tab/>
-        <w:t>PN no.</w:t>
+    </w:p>
+    <w:p>
+      <w:pPr>
+        <w:jc w:val="both"/>
+        <w:rPr>
+          <w:sz w:val="16"/>
+          <w:szCs w:val="16"/>
+        </w:rPr>
+      </w:pPr>
+    </w:p>
+    <w:p>
+      <w:pPr>
+        <w:jc w:val="both"/>
+        <w:rPr>
+          <w:sz w:val="16"/>
+          <w:szCs w:val="16"/>
+        </w:rPr>
+      </w:pPr>
+      <w:r>
+        <w:rPr>
+          <w:sz w:val="16"/>
+          <w:szCs w:val="16"/>
+        </w:rPr>
+        <w:t>For value received, I/We,</w:t>
       </w:r>
       <w:r>
         <w:rPr>
@@ -198,7 +299,7 @@
           <w:sz w:val="16"/>
           <w:szCs w:val="16"/>
         </w:rPr>
-        <w:t>PNNumber</w:t>
+        <w:t>BorrowerName</w:t>
       </w:r>
       <w:proofErr w:type="spellEnd"/>
       <w:r>
@@ -208,29 +309,6 @@
         </w:rPr>
         <w:t>}</w:t>
       </w:r>
-    </w:p>
-    <w:p>
-      <w:pPr>
-        <w:jc w:val="both"/>
-        <w:rPr>
-          <w:sz w:val="16"/>
-          <w:szCs w:val="16"/>
-        </w:rPr>
-      </w:pPr>
-      <w:r>
-        <w:rPr>
-          <w:sz w:val="16"/>
-          <w:szCs w:val="16"/>
-        </w:rPr>
-        <w:t>Loan Amount</w:t>
-      </w:r>
-      <w:r>
-        <w:rPr>
-          <w:sz w:val="16"/>
-          <w:szCs w:val="16"/>
-        </w:rPr>
-        <w:t>:</w:t>
-      </w:r>
       <w:r>
         <w:rPr>
           <w:sz w:val="16"/>
@@ -243,15 +321,30 @@
           <w:sz w:val="16"/>
           <w:szCs w:val="16"/>
         </w:rPr>
+        <w:t>jointly and severally, promise to pay to the order of Easycash Lending Company Inc. the sum of</w:t>
+      </w:r>
+      <w:r>
+        <w:rPr>
+          <w:sz w:val="16"/>
+          <w:szCs w:val="16"/>
+        </w:rPr>
+        <w:t xml:space="preserve"> </w:t>
+      </w:r>
+      <w:r>
+        <w:rPr>
+          <w:sz w:val="16"/>
+          <w:szCs w:val="16"/>
+        </w:rPr>
         <w:t>{</w:t>
       </w:r>
       <w:proofErr w:type="spellStart"/>
-      <w:r>
-        <w:rPr>
-          <w:sz w:val="16"/>
-          <w:szCs w:val="16"/>
-        </w:rPr>
-        <w:t>LoanAmountFigures</w:t>
+      <w:proofErr w:type="gramStart"/>
+      <w:r>
+        <w:rPr>
+          <w:sz w:val="16"/>
+          <w:szCs w:val="16"/>
+        </w:rPr>
+        <w:t>TotalPaymentDueWords</w:t>
       </w:r>
       <w:proofErr w:type="spellEnd"/>
       <w:r>
@@ -260,104 +353,6 @@
           <w:szCs w:val="16"/>
         </w:rPr>
         <w:t>}</w:t>
-      </w:r>
-      <w:r>
-        <w:rPr>
-          <w:sz w:val="16"/>
-          <w:szCs w:val="16"/>
-        </w:rPr>
-        <w:tab/>
-      </w:r>
-    </w:p>
-    <w:p>
-      <w:pPr>
-        <w:jc w:val="both"/>
-        <w:rPr>
-          <w:sz w:val="16"/>
-          <w:szCs w:val="16"/>
-        </w:rPr>
-      </w:pPr>
-    </w:p>
-    <w:p>
-      <w:pPr>
-        <w:jc w:val="both"/>
-        <w:rPr>
-          <w:sz w:val="16"/>
-          <w:szCs w:val="16"/>
-        </w:rPr>
-      </w:pPr>
-      <w:r>
-        <w:rPr>
-          <w:sz w:val="16"/>
-          <w:szCs w:val="16"/>
-        </w:rPr>
-        <w:t>For value received, I/We,</w:t>
-      </w:r>
-      <w:r>
-        <w:rPr>
-          <w:sz w:val="16"/>
-          <w:szCs w:val="16"/>
-        </w:rPr>
-        <w:t xml:space="preserve"> </w:t>
-      </w:r>
-      <w:r>
-        <w:rPr>
-          <w:sz w:val="16"/>
-          <w:szCs w:val="16"/>
-        </w:rPr>
-        <w:t>{</w:t>
-      </w:r>
-      <w:proofErr w:type="spellStart"/>
-      <w:r>
-        <w:rPr>
-          <w:sz w:val="16"/>
-          <w:szCs w:val="16"/>
-        </w:rPr>
-        <w:t>BorrowerName</w:t>
-      </w:r>
-      <w:proofErr w:type="spellEnd"/>
-      <w:r>
-        <w:rPr>
-          <w:sz w:val="16"/>
-          <w:szCs w:val="16"/>
-        </w:rPr>
-        <w:t>}</w:t>
-      </w:r>
-      <w:r>
-        <w:rPr>
-          <w:sz w:val="16"/>
-          <w:szCs w:val="16"/>
-        </w:rPr>
-        <w:t xml:space="preserve"> </w:t>
-      </w:r>
-      <w:r>
-        <w:rPr>
-          <w:sz w:val="16"/>
-          <w:szCs w:val="16"/>
-        </w:rPr>
-        <w:t>jointly and severally, promise to pay to the order of Easycash Lending Company Inc. the sum of</w:t>
-      </w:r>
-      <w:r>
-        <w:rPr>
-          <w:sz w:val="16"/>
-          <w:szCs w:val="16"/>
-        </w:rPr>
-        <w:t xml:space="preserve"> </w:t>
-      </w:r>
-      <w:r>
-        <w:rPr>
-          <w:sz w:val="16"/>
-          <w:szCs w:val="16"/>
-        </w:rPr>
-        <w:t>{</w:t>
-      </w:r>
-      <w:proofErr w:type="gramStart"/>
-      <w:r>
-        <w:rPr>
-          <w:sz w:val="16"/>
-          <w:szCs w:val="16"/>
-        </w:rPr>
-        <w:t>LoanAmountWords}</w:t>
       </w:r>
       <w:r>
         <w:rPr>
@@ -403,15 +398,38 @@
       </w:r>
       <w:r>
         <w:rPr>
+          <w:sz w:val="16"/>
+          <w:szCs w:val="16"/>
+        </w:rPr>
+        <w:t>{</w:t>
+      </w:r>
+      <w:proofErr w:type="spellStart"/>
+      <w:r>
+        <w:rPr>
+          <w:sz w:val="16"/>
+          <w:szCs w:val="16"/>
+        </w:rPr>
+        <w:t>TotalPaymentDue</w:t>
+      </w:r>
+      <w:proofErr w:type="spellEnd"/>
+      <w:proofErr w:type="gramStart"/>
+      <w:r>
+        <w:rPr>
+          <w:sz w:val="16"/>
+          <w:szCs w:val="16"/>
+        </w:rPr>
+        <w:t>}</w:t>
+      </w:r>
+      <w:r>
+        <w:rPr>
           <w:b/>
           <w:bCs/>
           <w:sz w:val="16"/>
           <w:szCs w:val="16"/>
         </w:rPr>
-        <w:t>{</w:t>
-      </w:r>
-      <w:proofErr w:type="spellStart"/>
-      <w:proofErr w:type="gramStart"/>
+        <w:t xml:space="preserve"> )</w:t>
+      </w:r>
+      <w:proofErr w:type="gramEnd"/>
       <w:r>
         <w:rPr>
           <w:b/>
@@ -419,9 +437,39 @@
           <w:sz w:val="16"/>
           <w:szCs w:val="16"/>
         </w:rPr>
-        <w:t>LoanAmountFigures</w:t>
-      </w:r>
-      <w:proofErr w:type="spellEnd"/>
+        <w:t>,</w:t>
+      </w:r>
+      <w:r>
+        <w:rPr>
+          <w:sz w:val="16"/>
+          <w:szCs w:val="16"/>
+        </w:rPr>
+        <w:t xml:space="preserve"> Philippine Currency, with interest at the rate </w:t>
+      </w:r>
+      <w:proofErr w:type="gramStart"/>
+      <w:r>
+        <w:rPr>
+          <w:sz w:val="16"/>
+          <w:szCs w:val="16"/>
+        </w:rPr>
+        <w:t>of  per</w:t>
+      </w:r>
+      <w:proofErr w:type="gramEnd"/>
+      <w:r>
+        <w:rPr>
+          <w:sz w:val="16"/>
+          <w:szCs w:val="16"/>
+        </w:rPr>
+        <w:t xml:space="preserve"> month </w:t>
+      </w:r>
+      <w:proofErr w:type="gramStart"/>
+      <w:r>
+        <w:rPr>
+          <w:sz w:val="16"/>
+          <w:szCs w:val="16"/>
+        </w:rPr>
+        <w:t>from</w:t>
+      </w:r>
       <w:r>
         <w:rPr>
           <w:b/>
@@ -429,81 +477,381 @@
           <w:sz w:val="16"/>
           <w:szCs w:val="16"/>
         </w:rPr>
+        <w:t xml:space="preserve">  </w:t>
+      </w:r>
+      <w:r>
+        <w:rPr>
+          <w:sz w:val="16"/>
+          <w:szCs w:val="16"/>
+        </w:rPr>
+        <w:t>until</w:t>
+      </w:r>
+      <w:proofErr w:type="gramEnd"/>
+      <w:r>
+        <w:rPr>
+          <w:sz w:val="16"/>
+          <w:szCs w:val="16"/>
+        </w:rPr>
+        <w:t xml:space="preserve"> fully paid, according to the following schedule of payment:</w:t>
+      </w:r>
+    </w:p>
+    <w:p>
+      <w:pPr>
+        <w:jc w:val="both"/>
+        <w:rPr>
+          <w:sz w:val="16"/>
+          <w:szCs w:val="16"/>
+        </w:rPr>
+      </w:pPr>
+    </w:p>
+    <w:tbl>
+      <w:tblPr>
+        <w:tblStyle w:val="TableGrid"/>
+        <w:tblW w:w="0" w:type="auto"/>
+        <w:tblBorders>
+          <w:top w:val="single" w:sz="2" w:space="0" w:color="BFBFBF" w:themeColor="background1" w:themeShade="BF"/>
+          <w:left w:val="single" w:sz="2" w:space="0" w:color="BFBFBF" w:themeColor="background1" w:themeShade="BF"/>
+          <w:bottom w:val="single" w:sz="2" w:space="0" w:color="BFBFBF" w:themeColor="background1" w:themeShade="BF"/>
+          <w:right w:val="single" w:sz="2" w:space="0" w:color="BFBFBF" w:themeColor="background1" w:themeShade="BF"/>
+          <w:insideH w:val="single" w:sz="2" w:space="0" w:color="BFBFBF" w:themeColor="background1" w:themeShade="BF"/>
+          <w:insideV w:val="single" w:sz="2" w:space="0" w:color="BFBFBF" w:themeColor="background1" w:themeShade="BF"/>
+        </w:tblBorders>
+        <w:tblLook w:val="04A0" w:firstRow="1" w:lastRow="0" w:firstColumn="1" w:lastColumn="0" w:noHBand="0" w:noVBand="1"/>
+      </w:tblPr>
+      <w:tblGrid>
+        <w:gridCol w:w="3596"/>
+        <w:gridCol w:w="2780"/>
+        <w:gridCol w:w="4414"/>
+      </w:tblGrid>
+      <w:tr>
+        <w:tc>
+          <w:tcPr>
+            <w:tcW w:w="3596" w:type="dxa"/>
+          </w:tcPr>
+          <w:p>
+            <w:pPr>
+              <w:jc w:val="right"/>
+              <w:rPr>
+                <w:sz w:val="16"/>
+                <w:szCs w:val="16"/>
+              </w:rPr>
+            </w:pPr>
+            <w:r>
+              <w:rPr>
+                <w:sz w:val="16"/>
+                <w:szCs w:val="16"/>
+              </w:rPr>
+              <w:t>#</w:t>
+            </w:r>
+          </w:p>
+        </w:tc>
+        <w:tc>
+          <w:tcPr>
+            <w:tcW w:w="2780" w:type="dxa"/>
+          </w:tcPr>
+          <w:p>
+            <w:pPr>
+              <w:jc w:val="both"/>
+              <w:rPr>
+                <w:sz w:val="16"/>
+                <w:szCs w:val="16"/>
+              </w:rPr>
+            </w:pPr>
+            <w:r>
+              <w:rPr>
+                <w:sz w:val="16"/>
+                <w:szCs w:val="16"/>
+              </w:rPr>
+              <w:t>Date</w:t>
+            </w:r>
+          </w:p>
+        </w:tc>
+        <w:tc>
+          <w:tcPr>
+            <w:tcW w:w="4414" w:type="dxa"/>
+          </w:tcPr>
+          <w:p>
+            <w:pPr>
+              <w:jc w:val="both"/>
+              <w:rPr>
+                <w:sz w:val="16"/>
+                <w:szCs w:val="16"/>
+              </w:rPr>
+            </w:pPr>
+            <w:r>
+              <w:rPr>
+                <w:sz w:val="16"/>
+                <w:szCs w:val="16"/>
+              </w:rPr>
+              <w:t>Payment Due</w:t>
+            </w:r>
+          </w:p>
+        </w:tc>
+      </w:tr>
+      <w:tr>
+        <w:tc>
+          <w:tcPr>
+            <w:tcW w:w="3596" w:type="dxa"/>
+          </w:tcPr>
+          <w:p>
+            <w:pPr>
+              <w:jc w:val="right"/>
+              <w:rPr>
+                <w:sz w:val="16"/>
+                <w:szCs w:val="16"/>
+              </w:rPr>
+            </w:pPr>
+            <w:r>
+              <w:rPr>
+                <w:sz w:val="16"/>
+                <w:szCs w:val="16"/>
+              </w:rPr>
+              <w:t>{#</w:t>
+            </w:r>
+            <w:proofErr w:type="gramStart"/>
+            <w:r>
+              <w:rPr>
+                <w:sz w:val="16"/>
+                <w:szCs w:val="16"/>
+              </w:rPr>
+              <w:t>Schedule}{</w:t>
+            </w:r>
+            <w:proofErr w:type="gramEnd"/>
+            <w:r>
+              <w:rPr>
+                <w:sz w:val="16"/>
+                <w:szCs w:val="16"/>
+              </w:rPr>
+              <w:t>Number}</w:t>
+            </w:r>
+          </w:p>
+        </w:tc>
+        <w:tc>
+          <w:tcPr>
+            <w:tcW w:w="2780" w:type="dxa"/>
+          </w:tcPr>
+          <w:p>
+            <w:pPr>
+              <w:jc w:val="both"/>
+              <w:rPr>
+                <w:sz w:val="16"/>
+                <w:szCs w:val="16"/>
+              </w:rPr>
+            </w:pPr>
+            <w:r>
+              <w:rPr>
+                <w:sz w:val="16"/>
+                <w:szCs w:val="16"/>
+              </w:rPr>
+              <w:t>{Date}</w:t>
+            </w:r>
+          </w:p>
+        </w:tc>
+        <w:tc>
+          <w:tcPr>
+            <w:tcW w:w="4414" w:type="dxa"/>
+          </w:tcPr>
+          <w:p>
+            <w:pPr>
+              <w:jc w:val="both"/>
+              <w:rPr>
+                <w:sz w:val="16"/>
+                <w:szCs w:val="16"/>
+              </w:rPr>
+            </w:pPr>
+            <w:r>
+              <w:rPr>
+                <w:sz w:val="16"/>
+                <w:szCs w:val="16"/>
+              </w:rPr>
+              <w:t>{</w:t>
+            </w:r>
+            <w:proofErr w:type="spellStart"/>
+            <w:r>
+              <w:rPr>
+                <w:sz w:val="16"/>
+                <w:szCs w:val="16"/>
+              </w:rPr>
+              <w:t>PaymentDue</w:t>
+            </w:r>
+            <w:proofErr w:type="spellEnd"/>
+            <w:r>
+              <w:rPr>
+                <w:sz w:val="16"/>
+                <w:szCs w:val="16"/>
+              </w:rPr>
+              <w:t>}{/Schedule}</w:t>
+            </w:r>
+          </w:p>
+        </w:tc>
+      </w:tr>
+    </w:tbl>
+    <w:p>
+      <w:pPr>
+        <w:jc w:val="both"/>
+        <w:rPr>
+          <w:sz w:val="16"/>
+          <w:szCs w:val="16"/>
+        </w:rPr>
+      </w:pPr>
+      <w:r>
+        <w:rPr>
+          <w:sz w:val="16"/>
+          <w:szCs w:val="16"/>
+        </w:rPr>
+        <w:tab/>
+      </w:r>
+      <w:r>
+        <w:rPr>
+          <w:sz w:val="16"/>
+          <w:szCs w:val="16"/>
+        </w:rPr>
+        <w:tab/>
+      </w:r>
+      <w:r>
+        <w:rPr>
+          <w:sz w:val="16"/>
+          <w:szCs w:val="16"/>
+        </w:rPr>
+        <w:tab/>
+      </w:r>
+      <w:r>
+        <w:rPr>
+          <w:sz w:val="16"/>
+          <w:szCs w:val="16"/>
+        </w:rPr>
+        <w:tab/>
+      </w:r>
+      <w:r>
+        <w:rPr>
+          <w:sz w:val="16"/>
+          <w:szCs w:val="16"/>
+        </w:rPr>
+        <w:tab/>
+      </w:r>
+      <w:r>
+        <w:rPr>
+          <w:sz w:val="16"/>
+          <w:szCs w:val="16"/>
+        </w:rPr>
+        <w:tab/>
+      </w:r>
+      <w:r>
+        <w:rPr>
+          <w:sz w:val="16"/>
+          <w:szCs w:val="16"/>
+        </w:rPr>
+        <w:tab/>
+      </w:r>
+      <w:r>
+        <w:rPr>
+          <w:sz w:val="16"/>
+          <w:szCs w:val="16"/>
+        </w:rPr>
+        <w:tab/>
+      </w:r>
+      <w:r>
+        <w:rPr>
+          <w:sz w:val="16"/>
+          <w:szCs w:val="16"/>
+        </w:rPr>
+        <w:tab/>
+      </w:r>
+    </w:p>
+    <w:p>
+      <w:pPr>
+        <w:jc w:val="both"/>
+        <w:rPr>
+          <w:sz w:val="16"/>
+          <w:szCs w:val="16"/>
+        </w:rPr>
+      </w:pPr>
+      <w:r>
+        <w:rPr>
+          <w:sz w:val="16"/>
+          <w:szCs w:val="16"/>
+        </w:rPr>
+        <w:tab/>
+      </w:r>
+      <w:r>
+        <w:rPr>
+          <w:sz w:val="16"/>
+          <w:szCs w:val="16"/>
+        </w:rPr>
+        <w:tab/>
+      </w:r>
+      <w:r>
+        <w:rPr>
+          <w:sz w:val="16"/>
+          <w:szCs w:val="16"/>
+        </w:rPr>
+        <w:tab/>
+      </w:r>
+      <w:r>
+        <w:rPr>
+          <w:sz w:val="16"/>
+          <w:szCs w:val="16"/>
+        </w:rPr>
+        <w:tab/>
+      </w:r>
+      <w:r>
+        <w:rPr>
+          <w:sz w:val="16"/>
+          <w:szCs w:val="16"/>
+        </w:rPr>
+        <w:tab/>
+      </w:r>
+      <w:r>
+        <w:rPr>
+          <w:sz w:val="16"/>
+          <w:szCs w:val="16"/>
+        </w:rPr>
+        <w:tab/>
+      </w:r>
+      <w:r>
+        <w:rPr>
+          <w:sz w:val="16"/>
+          <w:szCs w:val="16"/>
+        </w:rPr>
+        <w:tab/>
+      </w:r>
+      <w:r>
+        <w:rPr>
+          <w:sz w:val="16"/>
+          <w:szCs w:val="16"/>
+        </w:rPr>
+        <w:tab/>
+        <w:t>Totals</w:t>
+      </w:r>
+      <w:r>
+        <w:rPr>
+          <w:sz w:val="16"/>
+          <w:szCs w:val="16"/>
+        </w:rPr>
+        <w:tab/>
+      </w:r>
+      <w:r>
+        <w:rPr>
+          <w:sz w:val="16"/>
+          <w:szCs w:val="16"/>
+        </w:rPr>
+        <w:t>{</w:t>
+      </w:r>
+      <w:proofErr w:type="spellStart"/>
+      <w:r>
+        <w:rPr>
+          <w:sz w:val="16"/>
+          <w:szCs w:val="16"/>
+        </w:rPr>
+        <w:t>TotalPaymentDue</w:t>
+      </w:r>
+      <w:proofErr w:type="spellEnd"/>
+      <w:r>
+        <w:rPr>
+          <w:sz w:val="16"/>
+          <w:szCs w:val="16"/>
+        </w:rPr>
         <w:t>}</w:t>
-      </w:r>
-      <w:r>
-        <w:rPr>
-          <w:b/>
-          <w:bCs/>
-          <w:sz w:val="16"/>
-          <w:szCs w:val="16"/>
-        </w:rPr>
-        <w:t xml:space="preserve">  )</w:t>
-      </w:r>
-      <w:proofErr w:type="gramEnd"/>
-      <w:r>
-        <w:rPr>
-          <w:b/>
-          <w:bCs/>
-          <w:sz w:val="16"/>
-          <w:szCs w:val="16"/>
-        </w:rPr>
-        <w:t>,</w:t>
-      </w:r>
-      <w:r>
-        <w:rPr>
-          <w:sz w:val="16"/>
-          <w:szCs w:val="16"/>
-        </w:rPr>
-        <w:t xml:space="preserve"> Philippine Currency, with interest at the rate </w:t>
-      </w:r>
-      <w:proofErr w:type="gramStart"/>
-      <w:r>
-        <w:rPr>
-          <w:sz w:val="16"/>
-          <w:szCs w:val="16"/>
-        </w:rPr>
-        <w:t>of  per</w:t>
-      </w:r>
-      <w:proofErr w:type="gramEnd"/>
-      <w:r>
-        <w:rPr>
-          <w:sz w:val="16"/>
-          <w:szCs w:val="16"/>
-        </w:rPr>
-        <w:t xml:space="preserve"> month </w:t>
-      </w:r>
-      <w:proofErr w:type="gramStart"/>
-      <w:r>
-        <w:rPr>
-          <w:sz w:val="16"/>
-          <w:szCs w:val="16"/>
-        </w:rPr>
-        <w:t>from</w:t>
-      </w:r>
-      <w:r>
-        <w:rPr>
-          <w:b/>
-          <w:bCs/>
-          <w:sz w:val="16"/>
-          <w:szCs w:val="16"/>
-        </w:rPr>
-        <w:t xml:space="preserve">  </w:t>
-      </w:r>
-      <w:r>
-        <w:rPr>
-          <w:sz w:val="16"/>
-          <w:szCs w:val="16"/>
-        </w:rPr>
-        <w:t>until</w:t>
-      </w:r>
-      <w:proofErr w:type="gramEnd"/>
-      <w:r>
-        <w:rPr>
-          <w:sz w:val="16"/>
-          <w:szCs w:val="16"/>
-        </w:rPr>
-        <w:t xml:space="preserve"> fully paid, according to the following schedule of payment:</w:t>
       </w:r>
     </w:p>
     <w:p>
@@ -829,6 +1177,29 @@
           <w:szCs w:val="16"/>
         </w:rPr>
         <w:t xml:space="preserve"> Note Date: </w:t>
+      </w:r>
+      <w:r>
+        <w:rPr>
+          <w:sz w:val="16"/>
+          <w:szCs w:val="16"/>
+        </w:rPr>
+        <w:t>{</w:t>
+      </w:r>
+      <w:proofErr w:type="spellStart"/>
+      <w:r>
+        <w:rPr>
+          <w:sz w:val="16"/>
+          <w:szCs w:val="16"/>
+        </w:rPr>
+        <w:t>AnticipatedDisbursementDate</w:t>
+      </w:r>
+      <w:proofErr w:type="spellEnd"/>
+      <w:r>
+        <w:rPr>
+          <w:sz w:val="16"/>
+          <w:szCs w:val="16"/>
+        </w:rPr>
+        <w:t>}</w:t>
       </w:r>
     </w:p>
     <w:tbl>
@@ -2038,6 +2409,25 @@
       <w:tblStyleColBandSize w:val="1"/>
     </w:tblPr>
   </w:style>
+  <w:style w:type="table" w:styleId="TableGrid">
+    <w:name w:val="Table Grid"/>
+    <w:basedOn w:val="TableNormal"/>
+    <w:uiPriority w:val="39"/>
+    <w:rsid w:val="00872344"/>
+    <w:pPr>
+      <w:spacing w:line="240" w:lineRule="auto"/>
+    </w:pPr>
+    <w:tblPr>
+      <w:tblBorders>
+        <w:top w:val="single" w:sz="4" w:space="0" w:color="auto"/>
+        <w:left w:val="single" w:sz="4" w:space="0" w:color="auto"/>
+        <w:bottom w:val="single" w:sz="4" w:space="0" w:color="auto"/>
+        <w:right w:val="single" w:sz="4" w:space="0" w:color="auto"/>
+        <w:insideH w:val="single" w:sz="4" w:space="0" w:color="auto"/>
+        <w:insideV w:val="single" w:sz="4" w:space="0" w:color="auto"/>
+      </w:tblBorders>
+    </w:tblPr>
+  </w:style>
 </w:styles>
 </file>
 

--- a/app/backend/templates/PROMISSORY_NOTE.docx
+++ b/app/backend/templates/PROMISSORY_NOTE.docx
@@ -82,23 +82,7 @@
           <w:sz w:val="16"/>
           <w:szCs w:val="16"/>
         </w:rPr>
-        <w:t>{</w:t>
-      </w:r>
-      <w:proofErr w:type="spellStart"/>
-      <w:r>
-        <w:rPr>
-          <w:sz w:val="16"/>
-          <w:szCs w:val="16"/>
-        </w:rPr>
-        <w:t>MaturityDate</w:t>
-      </w:r>
-      <w:proofErr w:type="spellEnd"/>
-      <w:r>
-        <w:rPr>
-          <w:sz w:val="16"/>
-          <w:szCs w:val="16"/>
-        </w:rPr>
-        <w:t>}</w:t>
+        <w:t>{MaturityDate}</w:t>
       </w:r>
       <w:r>
         <w:rPr>
@@ -176,23 +160,7 @@
           <w:sz w:val="16"/>
           <w:szCs w:val="16"/>
         </w:rPr>
-        <w:t>{</w:t>
-      </w:r>
-      <w:proofErr w:type="spellStart"/>
-      <w:r>
-        <w:rPr>
-          <w:sz w:val="16"/>
-          <w:szCs w:val="16"/>
-        </w:rPr>
-        <w:t>PNNumber</w:t>
-      </w:r>
-      <w:proofErr w:type="spellEnd"/>
-      <w:r>
-        <w:rPr>
-          <w:sz w:val="16"/>
-          <w:szCs w:val="16"/>
-        </w:rPr>
-        <w:t>}</w:t>
+        <w:t>{PNNumber}</w:t>
       </w:r>
     </w:p>
     <w:p>
@@ -229,23 +197,7 @@
           <w:sz w:val="16"/>
           <w:szCs w:val="16"/>
         </w:rPr>
-        <w:t>{</w:t>
-      </w:r>
-      <w:proofErr w:type="spellStart"/>
-      <w:r>
-        <w:rPr>
-          <w:sz w:val="16"/>
-          <w:szCs w:val="16"/>
-        </w:rPr>
-        <w:t>TotalPaymentDue</w:t>
-      </w:r>
-      <w:proofErr w:type="spellEnd"/>
-      <w:r>
-        <w:rPr>
-          <w:sz w:val="16"/>
-          <w:szCs w:val="16"/>
-        </w:rPr>
-        <w:t>}</w:t>
+        <w:t>{TotalPaymentDue}</w:t>
       </w:r>
       <w:r>
         <w:rPr>
@@ -291,23 +243,7 @@
           <w:sz w:val="16"/>
           <w:szCs w:val="16"/>
         </w:rPr>
-        <w:t>{</w:t>
-      </w:r>
-      <w:proofErr w:type="spellStart"/>
-      <w:r>
-        <w:rPr>
-          <w:sz w:val="16"/>
-          <w:szCs w:val="16"/>
-        </w:rPr>
-        <w:t>BorrowerName</w:t>
-      </w:r>
-      <w:proofErr w:type="spellEnd"/>
-      <w:r>
-        <w:rPr>
-          <w:sz w:val="16"/>
-          <w:szCs w:val="16"/>
-        </w:rPr>
-        <w:t>}</w:t>
+        <w:t>{BorrowerName}</w:t>
       </w:r>
       <w:r>
         <w:rPr>
@@ -335,24 +271,7 @@
           <w:sz w:val="16"/>
           <w:szCs w:val="16"/>
         </w:rPr>
-        <w:t>{</w:t>
-      </w:r>
-      <w:proofErr w:type="spellStart"/>
-      <w:proofErr w:type="gramStart"/>
-      <w:r>
-        <w:rPr>
-          <w:sz w:val="16"/>
-          <w:szCs w:val="16"/>
-        </w:rPr>
-        <w:t>TotalPaymentDueWords</w:t>
-      </w:r>
-      <w:proofErr w:type="spellEnd"/>
-      <w:r>
-        <w:rPr>
-          <w:sz w:val="16"/>
-          <w:szCs w:val="16"/>
-        </w:rPr>
-        <w:t>}</w:t>
+        <w:t>{TotalPaymentDueWords}</w:t>
       </w:r>
       <w:r>
         <w:rPr>
@@ -375,9 +294,8 @@
           <w:sz w:val="16"/>
           <w:szCs w:val="16"/>
         </w:rPr>
-        <w:t>(</w:t>
-      </w:r>
-      <w:proofErr w:type="gramEnd"/>
+        <w:t>( P</w:t>
+      </w:r>
       <w:r>
         <w:rPr>
           <w:b/>
@@ -385,7 +303,14 @@
           <w:sz w:val="16"/>
           <w:szCs w:val="16"/>
         </w:rPr>
-        <w:t xml:space="preserve"> P</w:t>
+        <w:t xml:space="preserve"> </w:t>
+      </w:r>
+      <w:r>
+        <w:rPr>
+          <w:sz w:val="16"/>
+          <w:szCs w:val="16"/>
+        </w:rPr>
+        <w:t>{TotalPaymentDue}</w:t>
       </w:r>
       <w:r>
         <w:rPr>
@@ -394,31 +319,7 @@
           <w:sz w:val="16"/>
           <w:szCs w:val="16"/>
         </w:rPr>
-        <w:t xml:space="preserve"> </w:t>
-      </w:r>
-      <w:r>
-        <w:rPr>
-          <w:sz w:val="16"/>
-          <w:szCs w:val="16"/>
-        </w:rPr>
-        <w:t>{</w:t>
-      </w:r>
-      <w:proofErr w:type="spellStart"/>
-      <w:r>
-        <w:rPr>
-          <w:sz w:val="16"/>
-          <w:szCs w:val="16"/>
-        </w:rPr>
-        <w:t>TotalPaymentDue</w:t>
-      </w:r>
-      <w:proofErr w:type="spellEnd"/>
-      <w:proofErr w:type="gramStart"/>
-      <w:r>
-        <w:rPr>
-          <w:sz w:val="16"/>
-          <w:szCs w:val="16"/>
-        </w:rPr>
-        <w:t>}</w:t>
+        <w:t xml:space="preserve"> )</w:t>
       </w:r>
       <w:r>
         <w:rPr>
@@ -427,9 +328,15 @@
           <w:sz w:val="16"/>
           <w:szCs w:val="16"/>
         </w:rPr>
-        <w:t xml:space="preserve"> )</w:t>
-      </w:r>
-      <w:proofErr w:type="gramEnd"/>
+        <w:t>,</w:t>
+      </w:r>
+      <w:r>
+        <w:rPr>
+          <w:sz w:val="16"/>
+          <w:szCs w:val="16"/>
+        </w:rPr>
+        <w:t xml:space="preserve"> Philippine Currency, with interest at the rate of  per month from</w:t>
+      </w:r>
       <w:r>
         <w:rPr>
           <w:b/>
@@ -437,46 +344,6 @@
           <w:sz w:val="16"/>
           <w:szCs w:val="16"/>
         </w:rPr>
-        <w:t>,</w:t>
-      </w:r>
-      <w:r>
-        <w:rPr>
-          <w:sz w:val="16"/>
-          <w:szCs w:val="16"/>
-        </w:rPr>
-        <w:t xml:space="preserve"> Philippine Currency, with interest at the rate </w:t>
-      </w:r>
-      <w:proofErr w:type="gramStart"/>
-      <w:r>
-        <w:rPr>
-          <w:sz w:val="16"/>
-          <w:szCs w:val="16"/>
-        </w:rPr>
-        <w:t>of  per</w:t>
-      </w:r>
-      <w:proofErr w:type="gramEnd"/>
-      <w:r>
-        <w:rPr>
-          <w:sz w:val="16"/>
-          <w:szCs w:val="16"/>
-        </w:rPr>
-        <w:t xml:space="preserve"> month </w:t>
-      </w:r>
-      <w:proofErr w:type="gramStart"/>
-      <w:r>
-        <w:rPr>
-          <w:sz w:val="16"/>
-          <w:szCs w:val="16"/>
-        </w:rPr>
-        <w:t>from</w:t>
-      </w:r>
-      <w:r>
-        <w:rPr>
-          <w:b/>
-          <w:bCs/>
-          <w:sz w:val="16"/>
-          <w:szCs w:val="16"/>
-        </w:rPr>
         <w:t xml:space="preserve">  </w:t>
       </w:r>
       <w:r>
@@ -484,15 +351,7 @@
           <w:sz w:val="16"/>
           <w:szCs w:val="16"/>
         </w:rPr>
-        <w:t>until</w:t>
-      </w:r>
-      <w:proofErr w:type="gramEnd"/>
-      <w:r>
-        <w:rPr>
-          <w:sz w:val="16"/>
-          <w:szCs w:val="16"/>
-        </w:rPr>
-        <w:t xml:space="preserve"> fully paid, according to the following schedule of payment:</w:t>
+        <w:t>until fully paid, according to the following schedule of payment:</w:t>
       </w:r>
     </w:p>
     <w:p>
@@ -606,23 +465,7 @@
                 <w:sz w:val="16"/>
                 <w:szCs w:val="16"/>
               </w:rPr>
-              <w:t>{#</w:t>
-            </w:r>
-            <w:proofErr w:type="gramStart"/>
-            <w:r>
-              <w:rPr>
-                <w:sz w:val="16"/>
-                <w:szCs w:val="16"/>
-              </w:rPr>
-              <w:t>Schedule}{</w:t>
-            </w:r>
-            <w:proofErr w:type="gramEnd"/>
-            <w:r>
-              <w:rPr>
-                <w:sz w:val="16"/>
-                <w:szCs w:val="16"/>
-              </w:rPr>
-              <w:t>Number}</w:t>
+              <w:t>{#Schedule}{Number}</w:t>
             </w:r>
           </w:p>
         </w:tc>
@@ -664,23 +507,7 @@
                 <w:sz w:val="16"/>
                 <w:szCs w:val="16"/>
               </w:rPr>
-              <w:t>{</w:t>
-            </w:r>
-            <w:proofErr w:type="spellStart"/>
-            <w:r>
-              <w:rPr>
-                <w:sz w:val="16"/>
-                <w:szCs w:val="16"/>
-              </w:rPr>
-              <w:t>PaymentDue</w:t>
-            </w:r>
-            <w:proofErr w:type="spellEnd"/>
-            <w:r>
-              <w:rPr>
-                <w:sz w:val="16"/>
-                <w:szCs w:val="16"/>
-              </w:rPr>
-              <w:t>}{/Schedule}</w:t>
+              <w:t>{PaymentDue}{/Schedule}</w:t>
             </w:r>
           </w:p>
         </w:tc>
@@ -835,23 +662,7 @@
           <w:sz w:val="16"/>
           <w:szCs w:val="16"/>
         </w:rPr>
-        <w:t>{</w:t>
-      </w:r>
-      <w:proofErr w:type="spellStart"/>
-      <w:r>
-        <w:rPr>
-          <w:sz w:val="16"/>
-          <w:szCs w:val="16"/>
-        </w:rPr>
-        <w:t>TotalPaymentDue</w:t>
-      </w:r>
-      <w:proofErr w:type="spellEnd"/>
-      <w:r>
-        <w:rPr>
-          <w:sz w:val="16"/>
-          <w:szCs w:val="16"/>
-        </w:rPr>
-        <w:t>}</w:t>
+        <w:t>{TotalPaymentDue}</w:t>
       </w:r>
     </w:p>
     <w:p>
@@ -1162,44 +973,19 @@
           <w:szCs w:val="16"/>
         </w:rPr>
       </w:pPr>
-      <w:proofErr w:type="spellStart"/>
-      <w:r>
-        <w:rPr>
-          <w:sz w:val="16"/>
-          <w:szCs w:val="16"/>
-        </w:rPr>
-        <w:t>Promisory</w:t>
-      </w:r>
-      <w:proofErr w:type="spellEnd"/>
-      <w:r>
-        <w:rPr>
-          <w:sz w:val="16"/>
-          <w:szCs w:val="16"/>
-        </w:rPr>
-        <w:t xml:space="preserve"> Note Date: </w:t>
-      </w:r>
-      <w:r>
-        <w:rPr>
-          <w:sz w:val="16"/>
-          <w:szCs w:val="16"/>
-        </w:rPr>
-        <w:t>{</w:t>
-      </w:r>
-      <w:proofErr w:type="spellStart"/>
-      <w:r>
-        <w:rPr>
-          <w:sz w:val="16"/>
-          <w:szCs w:val="16"/>
-        </w:rPr>
-        <w:t>AnticipatedDisbursementDate</w:t>
-      </w:r>
-      <w:proofErr w:type="spellEnd"/>
-      <w:r>
-        <w:rPr>
-          <w:sz w:val="16"/>
-          <w:szCs w:val="16"/>
-        </w:rPr>
-        <w:t>}</w:t>
+      <w:r>
+        <w:rPr>
+          <w:sz w:val="16"/>
+          <w:szCs w:val="16"/>
+        </w:rPr>
+        <w:t xml:space="preserve">Promisory Note Date: </w:t>
+      </w:r>
+      <w:r>
+        <w:rPr>
+          <w:sz w:val="16"/>
+          <w:szCs w:val="16"/>
+        </w:rPr>
+        <w:t>{AnticipatedDisbursementDate}</w:t>
       </w:r>
     </w:p>
     <w:tbl>
@@ -1291,29 +1077,7 @@
                 <w:szCs w:val="16"/>
                 <w:u w:val="single"/>
               </w:rPr>
-              <w:t>{</w:t>
-            </w:r>
-            <w:proofErr w:type="spellStart"/>
-            <w:r>
-              <w:rPr>
-                <w:b/>
-                <w:bCs/>
-                <w:sz w:val="16"/>
-                <w:szCs w:val="16"/>
-                <w:u w:val="single"/>
-              </w:rPr>
-              <w:t>BorrowerName</w:t>
-            </w:r>
-            <w:proofErr w:type="spellEnd"/>
-            <w:r>
-              <w:rPr>
-                <w:b/>
-                <w:bCs/>
-                <w:sz w:val="16"/>
-                <w:szCs w:val="16"/>
-                <w:u w:val="single"/>
-              </w:rPr>
-              <w:t>}</w:t>
+              <w:t>{BorrowerName}</w:t>
             </w:r>
           </w:p>
           <w:p>
@@ -1405,6 +1169,16 @@
                 <w:u w:val="single"/>
               </w:rPr>
               <w:br/>
+            </w:r>
+            <w:r>
+              <w:rPr>
+                <w:b/>
+                <w:bCs/>
+                <w:sz w:val="16"/>
+                <w:szCs w:val="16"/>
+                <w:u w:val="single"/>
+              </w:rPr>
+              <w:t>{CoBorrowerName}</w:t>
             </w:r>
           </w:p>
           <w:p>

--- a/app/backend/templates/PROMISSORY_NOTE.docx
+++ b/app/backend/templates/PROMISSORY_NOTE.docx
@@ -1068,6 +1068,14 @@
                 <w:u w:val="single"/>
               </w:rPr>
               <w:br/>
+            </w:r>
+            <w:r>
+              <w:rPr>
+                <w:color w:val="FFFFFF"/>
+                <w:sz w:val="2"/>
+                <w:szCs w:val="2"/>
+              </w:rPr>
+              <w:t xml:space="preserve">[[SIGNATURE_ANCHOR]]</w:t>
             </w:r>
             <w:r>
               <w:rPr>

--- a/app/backend/templates/PROMISSORY_NOTE.docx
+++ b/app/backend/templates/PROMISSORY_NOTE.docx
@@ -1137,6 +1137,19 @@
               <w:right w:w="144" w:type="dxa"/>
             </w:tcMar>
           </w:tcPr>
+          <w:p>
+            <w:pPr>
+              <w:jc w:val="center"/>
+            </w:pPr>
+            <w:r>
+              <w:rPr>
+                <w:color w:val="FFFFFF"/>
+                <w:sz w:val="2"/>
+                <w:szCs w:val="2"/>
+              </w:rPr>
+              <w:t>[[SIGNATURE_ANCHOR_CO_BORROWER]]</w:t>
+            </w:r>
+          </w:p>
           <w:p>
             <w:pPr>
               <w:jc w:val="center"/>

--- a/app/backend/templates/PROMISSORY_NOTE.docx
+++ b/app/backend/templates/PROMISSORY_NOTE.docx
@@ -1,6 +1,6 @@
 
 <file path=word/document.xml><?xml version="1.0" encoding="utf-8"?>
-<w:document xmlns:wpc="http://schemas.microsoft.com/office/word/2010/wordprocessingCanvas" xmlns:cx="http://schemas.microsoft.com/office/drawing/2014/chartex" xmlns:cx1="http://schemas.microsoft.com/office/drawing/2015/9/8/chartex" xmlns:cx2="http://schemas.microsoft.com/office/drawing/2015/10/21/chartex" xmlns:cx3="http://schemas.microsoft.com/office/drawing/2016/5/9/chartex" xmlns:cx4="http://schemas.microsoft.com/office/drawing/2016/5/10/chartex" xmlns:cx5="http://schemas.microsoft.com/office/drawing/2016/5/11/chartex" xmlns:cx6="http://schemas.microsoft.com/office/drawing/2016/5/12/chartex" xmlns:cx7="http://schemas.microsoft.com/office/drawing/2016/5/13/chartex" xmlns:cx8="http://schemas.microsoft.com/office/drawing/2016/5/14/chartex" xmlns:mc="http://schemas.openxmlformats.org/markup-compatibility/2006" xmlns:aink="http://schemas.microsoft.com/office/drawing/2016/ink" xmlns:am3d="http://schemas.microsoft.com/office/drawing/2017/model3d" xmlns:o="urn:schemas-microsoft-com:office:office" xmlns:oel="http://schemas.microsoft.com/office/2019/extlst" xmlns:r="http://schemas.openxmlformats.org/officeDocument/2006/relationships" xmlns:m="http://schemas.openxmlformats.org/officeDocument/2006/math" xmlns:v="urn:schemas-microsoft-com:vml" xmlns:wp14="http://schemas.microsoft.com/office/word/2010/wordprocessingDrawing" xmlns:wp="http://schemas.openxmlformats.org/drawingml/2006/wordprocessingDrawing" xmlns:w10="urn:schemas-microsoft-com:office:word" xmlns:w="http://schemas.openxmlformats.org/wordprocessingml/2006/main" xmlns:w14="http://schemas.microsoft.com/office/word/2010/wordml" xmlns:w15="http://schemas.microsoft.com/office/word/2012/wordml" xmlns:w16cex="http://schemas.microsoft.com/office/word/2018/wordml/cex" xmlns:w16cid="http://schemas.microsoft.com/office/word/2016/wordml/cid" xmlns:w16="http://schemas.microsoft.com/office/word/2018/wordml" xmlns:w16du="http://schemas.microsoft.com/office/word/2023/wordml/word16du" xmlns:w16sdtdh="http://schemas.microsoft.com/office/word/2020/wordml/sdtdatahash" xmlns:w16sdtfl="http://schemas.microsoft.com/office/word/2024/wordml/sdtformatlock" xmlns:w16se="http://schemas.microsoft.com/office/word/2015/wordml/symex" xmlns:wpg="http://schemas.microsoft.com/office/word/2010/wordprocessingGroup" xmlns:wpi="http://schemas.microsoft.com/office/word/2010/wordprocessingInk" xmlns:wne="http://schemas.microsoft.com/office/word/2006/wordml" xmlns:wps="http://schemas.microsoft.com/office/word/2010/wordprocessingShape" mc:Ignorable="w14 w15 w16se w16cid w16 w16cex w16sdtdh w16sdtfl w16du wp14">
+<w:document xmlns:wpc="http://schemas.microsoft.com/office/word/2010/wordprocessingCanvas" xmlns:cx="http://schemas.microsoft.com/office/drawing/2014/chartex" xmlns:cx1="http://schemas.microsoft.com/office/drawing/2015/9/8/chartex" xmlns:cx2="http://schemas.microsoft.com/office/drawing/2015/10/21/chartex" xmlns:cx3="http://schemas.microsoft.com/office/drawing/2016/5/9/chartex" xmlns:cx4="http://schemas.microsoft.com/office/drawing/2016/5/10/chartex" xmlns:cx5="http://schemas.microsoft.com/office/drawing/2016/5/11/chartex" xmlns:cx6="http://schemas.microsoft.com/office/drawing/2016/5/12/chartex" xmlns:cx7="http://schemas.microsoft.com/office/drawing/2016/5/13/chartex" xmlns:cx8="http://schemas.microsoft.com/office/drawing/2016/5/14/chartex" xmlns:mc="http://schemas.openxmlformats.org/markup-compatibility/2006" xmlns:aink="http://schemas.microsoft.com/office/drawing/2016/ink" xmlns:am3d="http://schemas.microsoft.com/office/drawing/2017/model3d" xmlns:o="urn:schemas-microsoft-com:office:office" xmlns:oel="http://schemas.microsoft.com/office/2019/extlst" xmlns:r="http://schemas.openxmlformats.org/officeDocument/2006/relationships" xmlns:m="http://schemas.openxmlformats.org/officeDocument/2006/math" xmlns:v="urn:schemas-microsoft-com:vml" xmlns:wp14="http://schemas.microsoft.com/office/word/2010/wordprocessingDrawing" xmlns:wp="http://schemas.openxmlformats.org/drawingml/2006/wordprocessingDrawing" xmlns:w10="urn:schemas-microsoft-com:office:word" xmlns:w="http://schemas.openxmlformats.org/wordprocessingml/2006/main" xmlns:w14="http://schemas.microsoft.com/office/word/2010/wordml" xmlns:w15="http://schemas.microsoft.com/office/word/2012/wordml" xmlns:w16cei="http://schemas.microsoft.com/office/word/2026/wordml/cei" xmlns:w16cex="http://schemas.microsoft.com/office/word/2018/wordml/cex" xmlns:w16cid="http://schemas.microsoft.com/office/word/2016/wordml/cid" xmlns:w16="http://schemas.microsoft.com/office/word/2018/wordml" xmlns:w16du="http://schemas.microsoft.com/office/word/2023/wordml/word16du" xmlns:w16sdtdh="http://schemas.microsoft.com/office/word/2020/wordml/sdtdatahash" xmlns:w16sdtfl="http://schemas.microsoft.com/office/word/2024/wordml/sdtformatlock" xmlns:w16se="http://schemas.microsoft.com/office/word/2015/wordml/symex" xmlns:wpg="http://schemas.microsoft.com/office/word/2010/wordprocessingGroup" xmlns:wpi="http://schemas.microsoft.com/office/word/2010/wordprocessingInk" xmlns:wne="http://schemas.microsoft.com/office/word/2006/wordml" xmlns:wps="http://schemas.microsoft.com/office/word/2010/wordprocessingShape" mc:Ignorable="w14 w15 w16se w16cid w16 w16cex w16sdtdh w16sdtfl w16du wp14">
   <w:body>
     <w:p>
       <w:pPr>
@@ -82,7 +82,23 @@
           <w:sz w:val="16"/>
           <w:szCs w:val="16"/>
         </w:rPr>
-        <w:t>{MaturityDate}</w:t>
+        <w:t>{</w:t>
+      </w:r>
+      <w:proofErr w:type="spellStart"/>
+      <w:r>
+        <w:rPr>
+          <w:sz w:val="16"/>
+          <w:szCs w:val="16"/>
+        </w:rPr>
+        <w:t>MaturityDate</w:t>
+      </w:r>
+      <w:proofErr w:type="spellEnd"/>
+      <w:r>
+        <w:rPr>
+          <w:sz w:val="16"/>
+          <w:szCs w:val="16"/>
+        </w:rPr>
+        <w:t>}</w:t>
       </w:r>
       <w:r>
         <w:rPr>
@@ -160,7 +176,23 @@
           <w:sz w:val="16"/>
           <w:szCs w:val="16"/>
         </w:rPr>
-        <w:t>{PNNumber}</w:t>
+        <w:t>{</w:t>
+      </w:r>
+      <w:proofErr w:type="spellStart"/>
+      <w:r>
+        <w:rPr>
+          <w:sz w:val="16"/>
+          <w:szCs w:val="16"/>
+        </w:rPr>
+        <w:t>PNNumber</w:t>
+      </w:r>
+      <w:proofErr w:type="spellEnd"/>
+      <w:r>
+        <w:rPr>
+          <w:sz w:val="16"/>
+          <w:szCs w:val="16"/>
+        </w:rPr>
+        <w:t>}</w:t>
       </w:r>
     </w:p>
     <w:p>
@@ -197,7 +229,23 @@
           <w:sz w:val="16"/>
           <w:szCs w:val="16"/>
         </w:rPr>
-        <w:t>{TotalPaymentDue}</w:t>
+        <w:t>{</w:t>
+      </w:r>
+      <w:proofErr w:type="spellStart"/>
+      <w:r>
+        <w:rPr>
+          <w:sz w:val="16"/>
+          <w:szCs w:val="16"/>
+        </w:rPr>
+        <w:t>TotalPaymentDue</w:t>
+      </w:r>
+      <w:proofErr w:type="spellEnd"/>
+      <w:r>
+        <w:rPr>
+          <w:sz w:val="16"/>
+          <w:szCs w:val="16"/>
+        </w:rPr>
+        <w:t>}</w:t>
       </w:r>
       <w:r>
         <w:rPr>
@@ -243,7 +291,23 @@
           <w:sz w:val="16"/>
           <w:szCs w:val="16"/>
         </w:rPr>
-        <w:t>{BorrowerName}</w:t>
+        <w:t>{</w:t>
+      </w:r>
+      <w:proofErr w:type="spellStart"/>
+      <w:r>
+        <w:rPr>
+          <w:sz w:val="16"/>
+          <w:szCs w:val="16"/>
+        </w:rPr>
+        <w:t>BorrowerName</w:t>
+      </w:r>
+      <w:proofErr w:type="spellEnd"/>
+      <w:r>
+        <w:rPr>
+          <w:sz w:val="16"/>
+          <w:szCs w:val="16"/>
+        </w:rPr>
+        <w:t>}</w:t>
       </w:r>
       <w:r>
         <w:rPr>
@@ -271,7 +335,23 @@
           <w:sz w:val="16"/>
           <w:szCs w:val="16"/>
         </w:rPr>
-        <w:t>{TotalPaymentDueWords}</w:t>
+        <w:t>{</w:t>
+      </w:r>
+      <w:proofErr w:type="spellStart"/>
+      <w:r>
+        <w:rPr>
+          <w:sz w:val="16"/>
+          <w:szCs w:val="16"/>
+        </w:rPr>
+        <w:t>TotalPaymentDueWords</w:t>
+      </w:r>
+      <w:proofErr w:type="spellEnd"/>
+      <w:r>
+        <w:rPr>
+          <w:sz w:val="16"/>
+          <w:szCs w:val="16"/>
+        </w:rPr>
+        <w:t>}</w:t>
       </w:r>
       <w:r>
         <w:rPr>
@@ -310,7 +390,23 @@
           <w:sz w:val="16"/>
           <w:szCs w:val="16"/>
         </w:rPr>
-        <w:t>{TotalPaymentDue}</w:t>
+        <w:t>{</w:t>
+      </w:r>
+      <w:proofErr w:type="spellStart"/>
+      <w:r>
+        <w:rPr>
+          <w:sz w:val="16"/>
+          <w:szCs w:val="16"/>
+        </w:rPr>
+        <w:t>TotalPaymentDue</w:t>
+      </w:r>
+      <w:proofErr w:type="spellEnd"/>
+      <w:r>
+        <w:rPr>
+          <w:sz w:val="16"/>
+          <w:szCs w:val="16"/>
+        </w:rPr>
+        <w:t>}</w:t>
       </w:r>
       <w:r>
         <w:rPr>
@@ -507,7 +603,23 @@
                 <w:sz w:val="16"/>
                 <w:szCs w:val="16"/>
               </w:rPr>
-              <w:t>{PaymentDue}{/Schedule}</w:t>
+              <w:t>{</w:t>
+            </w:r>
+            <w:proofErr w:type="spellStart"/>
+            <w:r>
+              <w:rPr>
+                <w:sz w:val="16"/>
+                <w:szCs w:val="16"/>
+              </w:rPr>
+              <w:t>PaymentDue</w:t>
+            </w:r>
+            <w:proofErr w:type="spellEnd"/>
+            <w:r>
+              <w:rPr>
+                <w:sz w:val="16"/>
+                <w:szCs w:val="16"/>
+              </w:rPr>
+              <w:t>}{/Schedule}</w:t>
             </w:r>
           </w:p>
         </w:tc>
@@ -662,7 +774,23 @@
           <w:sz w:val="16"/>
           <w:szCs w:val="16"/>
         </w:rPr>
-        <w:t>{TotalPaymentDue}</w:t>
+        <w:t>{</w:t>
+      </w:r>
+      <w:proofErr w:type="spellStart"/>
+      <w:r>
+        <w:rPr>
+          <w:sz w:val="16"/>
+          <w:szCs w:val="16"/>
+        </w:rPr>
+        <w:t>TotalPaymentDue</w:t>
+      </w:r>
+      <w:proofErr w:type="spellEnd"/>
+      <w:r>
+        <w:rPr>
+          <w:sz w:val="16"/>
+          <w:szCs w:val="16"/>
+        </w:rPr>
+        <w:t>}</w:t>
       </w:r>
     </w:p>
     <w:p>
@@ -973,19 +1101,44 @@
           <w:szCs w:val="16"/>
         </w:rPr>
       </w:pPr>
-      <w:r>
-        <w:rPr>
-          <w:sz w:val="16"/>
-          <w:szCs w:val="16"/>
-        </w:rPr>
-        <w:t xml:space="preserve">Promisory Note Date: </w:t>
-      </w:r>
-      <w:r>
-        <w:rPr>
-          <w:sz w:val="16"/>
-          <w:szCs w:val="16"/>
-        </w:rPr>
-        <w:t>{AnticipatedDisbursementDate}</w:t>
+      <w:proofErr w:type="spellStart"/>
+      <w:r>
+        <w:rPr>
+          <w:sz w:val="16"/>
+          <w:szCs w:val="16"/>
+        </w:rPr>
+        <w:t>Promisory</w:t>
+      </w:r>
+      <w:proofErr w:type="spellEnd"/>
+      <w:r>
+        <w:rPr>
+          <w:sz w:val="16"/>
+          <w:szCs w:val="16"/>
+        </w:rPr>
+        <w:t xml:space="preserve"> Note Date: </w:t>
+      </w:r>
+      <w:r>
+        <w:rPr>
+          <w:sz w:val="16"/>
+          <w:szCs w:val="16"/>
+        </w:rPr>
+        <w:t>{</w:t>
+      </w:r>
+      <w:proofErr w:type="spellStart"/>
+      <w:r>
+        <w:rPr>
+          <w:sz w:val="16"/>
+          <w:szCs w:val="16"/>
+        </w:rPr>
+        <w:t>AnticipatedDisbursementDate</w:t>
+      </w:r>
+      <w:proofErr w:type="spellEnd"/>
+      <w:r>
+        <w:rPr>
+          <w:sz w:val="16"/>
+          <w:szCs w:val="16"/>
+        </w:rPr>
+        <w:t>}</w:t>
       </w:r>
     </w:p>
     <w:tbl>
@@ -1075,7 +1228,7 @@
                 <w:sz w:val="2"/>
                 <w:szCs w:val="2"/>
               </w:rPr>
-              <w:t xml:space="preserve">[[SIGNATURE_ANCHOR]]</w:t>
+              <w:t>[[SIGNATURE_ANCHOR]]</w:t>
             </w:r>
             <w:r>
               <w:rPr>
@@ -1085,30 +1238,29 @@
                 <w:szCs w:val="16"/>
                 <w:u w:val="single"/>
               </w:rPr>
-              <w:t>{BorrowerName}</w:t>
-            </w:r>
-          </w:p>
-          <w:p>
-            <w:pPr>
-              <w:jc w:val="center"/>
-              <w:rPr>
-                <w:sz w:val="16"/>
-                <w:szCs w:val="16"/>
-              </w:rPr>
-            </w:pPr>
-            <w:r>
-              <w:rPr>
-                <w:sz w:val="16"/>
-                <w:szCs w:val="16"/>
-              </w:rPr>
-              <w:t>Borrower’s Signature over printed name</w:t>
-            </w:r>
-            <w:r>
-              <w:rPr>
-                <w:sz w:val="16"/>
-                <w:szCs w:val="16"/>
-              </w:rPr>
-              <w:t>/ Date</w:t>
+              <w:t>{</w:t>
+            </w:r>
+            <w:proofErr w:type="spellStart"/>
+            <w:r>
+              <w:rPr>
+                <w:b/>
+                <w:bCs/>
+                <w:sz w:val="16"/>
+                <w:szCs w:val="16"/>
+                <w:u w:val="single"/>
+              </w:rPr>
+              <w:t>BorrowerName</w:t>
+            </w:r>
+            <w:proofErr w:type="spellEnd"/>
+            <w:r>
+              <w:rPr>
+                <w:b/>
+                <w:bCs/>
+                <w:sz w:val="16"/>
+                <w:szCs w:val="16"/>
+                <w:u w:val="single"/>
+              </w:rPr>
+              <w:t>}</w:t>
             </w:r>
           </w:p>
           <w:p>
@@ -1199,30 +1351,29 @@
                 <w:szCs w:val="16"/>
                 <w:u w:val="single"/>
               </w:rPr>
-              <w:t>{CoBorrowerName}</w:t>
-            </w:r>
-          </w:p>
-          <w:p>
-            <w:pPr>
-              <w:jc w:val="center"/>
-              <w:rPr>
-                <w:sz w:val="16"/>
-                <w:szCs w:val="16"/>
-              </w:rPr>
-            </w:pPr>
-            <w:r>
-              <w:rPr>
-                <w:sz w:val="16"/>
-                <w:szCs w:val="16"/>
-              </w:rPr>
-              <w:t>Co-Borrower’s Signature over printed name</w:t>
-            </w:r>
-            <w:r>
-              <w:rPr>
-                <w:sz w:val="16"/>
-                <w:szCs w:val="16"/>
-              </w:rPr>
-              <w:t>/ Date</w:t>
+              <w:t>{</w:t>
+            </w:r>
+            <w:proofErr w:type="spellStart"/>
+            <w:r>
+              <w:rPr>
+                <w:b/>
+                <w:bCs/>
+                <w:sz w:val="16"/>
+                <w:szCs w:val="16"/>
+                <w:u w:val="single"/>
+              </w:rPr>
+              <w:t>CoBorrowerName</w:t>
+            </w:r>
+            <w:proofErr w:type="spellEnd"/>
+            <w:r>
+              <w:rPr>
+                <w:b/>
+                <w:bCs/>
+                <w:sz w:val="16"/>
+                <w:szCs w:val="16"/>
+                <w:u w:val="single"/>
+              </w:rPr>
+              <w:t>}</w:t>
             </w:r>
           </w:p>
           <w:p>
@@ -1545,7 +1696,7 @@
 </file>
 
 <file path=word/endnotes.xml><?xml version="1.0" encoding="utf-8"?>
-<w:endnotes xmlns:wpc="http://schemas.microsoft.com/office/word/2010/wordprocessingCanvas" xmlns:cx="http://schemas.microsoft.com/office/drawing/2014/chartex" xmlns:cx1="http://schemas.microsoft.com/office/drawing/2015/9/8/chartex" xmlns:cx2="http://schemas.microsoft.com/office/drawing/2015/10/21/chartex" xmlns:cx3="http://schemas.microsoft.com/office/drawing/2016/5/9/chartex" xmlns:cx4="http://schemas.microsoft.com/office/drawing/2016/5/10/chartex" xmlns:cx5="http://schemas.microsoft.com/office/drawing/2016/5/11/chartex" xmlns:cx6="http://schemas.microsoft.com/office/drawing/2016/5/12/chartex" xmlns:cx7="http://schemas.microsoft.com/office/drawing/2016/5/13/chartex" xmlns:cx8="http://schemas.microsoft.com/office/drawing/2016/5/14/chartex" xmlns:mc="http://schemas.openxmlformats.org/markup-compatibility/2006" xmlns:aink="http://schemas.microsoft.com/office/drawing/2016/ink" xmlns:am3d="http://schemas.microsoft.com/office/drawing/2017/model3d" xmlns:o="urn:schemas-microsoft-com:office:office" xmlns:oel="http://schemas.microsoft.com/office/2019/extlst" xmlns:r="http://schemas.openxmlformats.org/officeDocument/2006/relationships" xmlns:m="http://schemas.openxmlformats.org/officeDocument/2006/math" xmlns:v="urn:schemas-microsoft-com:vml" xmlns:wp14="http://schemas.microsoft.com/office/word/2010/wordprocessingDrawing" xmlns:wp="http://schemas.openxmlformats.org/drawingml/2006/wordprocessingDrawing" xmlns:w10="urn:schemas-microsoft-com:office:word" xmlns:w="http://schemas.openxmlformats.org/wordprocessingml/2006/main" xmlns:w14="http://schemas.microsoft.com/office/word/2010/wordml" xmlns:w15="http://schemas.microsoft.com/office/word/2012/wordml" xmlns:w16cex="http://schemas.microsoft.com/office/word/2018/wordml/cex" xmlns:w16cid="http://schemas.microsoft.com/office/word/2016/wordml/cid" xmlns:w16="http://schemas.microsoft.com/office/word/2018/wordml" xmlns:w16du="http://schemas.microsoft.com/office/word/2023/wordml/word16du" xmlns:w16sdtdh="http://schemas.microsoft.com/office/word/2020/wordml/sdtdatahash" xmlns:w16sdtfl="http://schemas.microsoft.com/office/word/2024/wordml/sdtformatlock" xmlns:w16se="http://schemas.microsoft.com/office/word/2015/wordml/symex" xmlns:wpg="http://schemas.microsoft.com/office/word/2010/wordprocessingGroup" xmlns:wpi="http://schemas.microsoft.com/office/word/2010/wordprocessingInk" xmlns:wne="http://schemas.microsoft.com/office/word/2006/wordml" xmlns:wps="http://schemas.microsoft.com/office/word/2010/wordprocessingShape" mc:Ignorable="w14 w15 w16se w16cid w16 w16cex w16sdtdh w16sdtfl w16du wp14">
+<w:endnotes xmlns:wpc="http://schemas.microsoft.com/office/word/2010/wordprocessingCanvas" xmlns:cx="http://schemas.microsoft.com/office/drawing/2014/chartex" xmlns:cx1="http://schemas.microsoft.com/office/drawing/2015/9/8/chartex" xmlns:cx2="http://schemas.microsoft.com/office/drawing/2015/10/21/chartex" xmlns:cx3="http://schemas.microsoft.com/office/drawing/2016/5/9/chartex" xmlns:cx4="http://schemas.microsoft.com/office/drawing/2016/5/10/chartex" xmlns:cx5="http://schemas.microsoft.com/office/drawing/2016/5/11/chartex" xmlns:cx6="http://schemas.microsoft.com/office/drawing/2016/5/12/chartex" xmlns:cx7="http://schemas.microsoft.com/office/drawing/2016/5/13/chartex" xmlns:cx8="http://schemas.microsoft.com/office/drawing/2016/5/14/chartex" xmlns:mc="http://schemas.openxmlformats.org/markup-compatibility/2006" xmlns:aink="http://schemas.microsoft.com/office/drawing/2016/ink" xmlns:am3d="http://schemas.microsoft.com/office/drawing/2017/model3d" xmlns:o="urn:schemas-microsoft-com:office:office" xmlns:oel="http://schemas.microsoft.com/office/2019/extlst" xmlns:r="http://schemas.openxmlformats.org/officeDocument/2006/relationships" xmlns:m="http://schemas.openxmlformats.org/officeDocument/2006/math" xmlns:v="urn:schemas-microsoft-com:vml" xmlns:wp14="http://schemas.microsoft.com/office/word/2010/wordprocessingDrawing" xmlns:wp="http://schemas.openxmlformats.org/drawingml/2006/wordprocessingDrawing" xmlns:w10="urn:schemas-microsoft-com:office:word" xmlns:w="http://schemas.openxmlformats.org/wordprocessingml/2006/main" xmlns:w14="http://schemas.microsoft.com/office/word/2010/wordml" xmlns:w15="http://schemas.microsoft.com/office/word/2012/wordml" xmlns:w16cei="http://schemas.microsoft.com/office/word/2026/wordml/cei" xmlns:w16cex="http://schemas.microsoft.com/office/word/2018/wordml/cex" xmlns:w16cid="http://schemas.microsoft.com/office/word/2016/wordml/cid" xmlns:w16="http://schemas.microsoft.com/office/word/2018/wordml" xmlns:w16du="http://schemas.microsoft.com/office/word/2023/wordml/word16du" xmlns:w16sdtdh="http://schemas.microsoft.com/office/word/2020/wordml/sdtdatahash" xmlns:w16sdtfl="http://schemas.microsoft.com/office/word/2024/wordml/sdtformatlock" xmlns:w16se="http://schemas.microsoft.com/office/word/2015/wordml/symex" xmlns:wpg="http://schemas.microsoft.com/office/word/2010/wordprocessingGroup" xmlns:wpi="http://schemas.microsoft.com/office/word/2010/wordprocessingInk" xmlns:wne="http://schemas.microsoft.com/office/word/2006/wordml" xmlns:wps="http://schemas.microsoft.com/office/word/2010/wordprocessingShape" mc:Ignorable="w14 w15 w16se w16cid w16 w16cex w16sdtdh w16sdtfl w16du wp14">
   <w:endnote w:type="separator" w:id="-1">
     <w:p>
       <w:pPr>
@@ -1570,7 +1721,7 @@
 </file>
 
 <file path=word/footnotes.xml><?xml version="1.0" encoding="utf-8"?>
-<w:footnotes xmlns:wpc="http://schemas.microsoft.com/office/word/2010/wordprocessingCanvas" xmlns:cx="http://schemas.microsoft.com/office/drawing/2014/chartex" xmlns:cx1="http://schemas.microsoft.com/office/drawing/2015/9/8/chartex" xmlns:cx2="http://schemas.microsoft.com/office/drawing/2015/10/21/chartex" xmlns:cx3="http://schemas.microsoft.com/office/drawing/2016/5/9/chartex" xmlns:cx4="http://schemas.microsoft.com/office/drawing/2016/5/10/chartex" xmlns:cx5="http://schemas.microsoft.com/office/drawing/2016/5/11/chartex" xmlns:cx6="http://schemas.microsoft.com/office/drawing/2016/5/12/chartex" xmlns:cx7="http://schemas.microsoft.com/office/drawing/2016/5/13/chartex" xmlns:cx8="http://schemas.microsoft.com/office/drawing/2016/5/14/chartex" xmlns:mc="http://schemas.openxmlformats.org/markup-compatibility/2006" xmlns:aink="http://schemas.microsoft.com/office/drawing/2016/ink" xmlns:am3d="http://schemas.microsoft.com/office/drawing/2017/model3d" xmlns:o="urn:schemas-microsoft-com:office:office" xmlns:oel="http://schemas.microsoft.com/office/2019/extlst" xmlns:r="http://schemas.openxmlformats.org/officeDocument/2006/relationships" xmlns:m="http://schemas.openxmlformats.org/officeDocument/2006/math" xmlns:v="urn:schemas-microsoft-com:vml" xmlns:wp14="http://schemas.microsoft.com/office/word/2010/wordprocessingDrawing" xmlns:wp="http://schemas.openxmlformats.org/drawingml/2006/wordprocessingDrawing" xmlns:w10="urn:schemas-microsoft-com:office:word" xmlns:w="http://schemas.openxmlformats.org/wordprocessingml/2006/main" xmlns:w14="http://schemas.microsoft.com/office/word/2010/wordml" xmlns:w15="http://schemas.microsoft.com/office/word/2012/wordml" xmlns:w16cex="http://schemas.microsoft.com/office/word/2018/wordml/cex" xmlns:w16cid="http://schemas.microsoft.com/office/word/2016/wordml/cid" xmlns:w16="http://schemas.microsoft.com/office/word/2018/wordml" xmlns:w16du="http://schemas.microsoft.com/office/word/2023/wordml/word16du" xmlns:w16sdtdh="http://schemas.microsoft.com/office/word/2020/wordml/sdtdatahash" xmlns:w16sdtfl="http://schemas.microsoft.com/office/word/2024/wordml/sdtformatlock" xmlns:w16se="http://schemas.microsoft.com/office/word/2015/wordml/symex" xmlns:wpg="http://schemas.microsoft.com/office/word/2010/wordprocessingGroup" xmlns:wpi="http://schemas.microsoft.com/office/word/2010/wordprocessingInk" xmlns:wne="http://schemas.microsoft.com/office/word/2006/wordml" xmlns:wps="http://schemas.microsoft.com/office/word/2010/wordprocessingShape" mc:Ignorable="w14 w15 w16se w16cid w16 w16cex w16sdtdh w16sdtfl w16du wp14">
+<w:footnotes xmlns:wpc="http://schemas.microsoft.com/office/word/2010/wordprocessingCanvas" xmlns:cx="http://schemas.microsoft.com/office/drawing/2014/chartex" xmlns:cx1="http://schemas.microsoft.com/office/drawing/2015/9/8/chartex" xmlns:cx2="http://schemas.microsoft.com/office/drawing/2015/10/21/chartex" xmlns:cx3="http://schemas.microsoft.com/office/drawing/2016/5/9/chartex" xmlns:cx4="http://schemas.microsoft.com/office/drawing/2016/5/10/chartex" xmlns:cx5="http://schemas.microsoft.com/office/drawing/2016/5/11/chartex" xmlns:cx6="http://schemas.microsoft.com/office/drawing/2016/5/12/chartex" xmlns:cx7="http://schemas.microsoft.com/office/drawing/2016/5/13/chartex" xmlns:cx8="http://schemas.microsoft.com/office/drawing/2016/5/14/chartex" xmlns:mc="http://schemas.openxmlformats.org/markup-compatibility/2006" xmlns:aink="http://schemas.microsoft.com/office/drawing/2016/ink" xmlns:am3d="http://schemas.microsoft.com/office/drawing/2017/model3d" xmlns:o="urn:schemas-microsoft-com:office:office" xmlns:oel="http://schemas.microsoft.com/office/2019/extlst" xmlns:r="http://schemas.openxmlformats.org/officeDocument/2006/relationships" xmlns:m="http://schemas.openxmlformats.org/officeDocument/2006/math" xmlns:v="urn:schemas-microsoft-com:vml" xmlns:wp14="http://schemas.microsoft.com/office/word/2010/wordprocessingDrawing" xmlns:wp="http://schemas.openxmlformats.org/drawingml/2006/wordprocessingDrawing" xmlns:w10="urn:schemas-microsoft-com:office:word" xmlns:w="http://schemas.openxmlformats.org/wordprocessingml/2006/main" xmlns:w14="http://schemas.microsoft.com/office/word/2010/wordml" xmlns:w15="http://schemas.microsoft.com/office/word/2012/wordml" xmlns:w16cei="http://schemas.microsoft.com/office/word/2026/wordml/cei" xmlns:w16cex="http://schemas.microsoft.com/office/word/2018/wordml/cex" xmlns:w16cid="http://schemas.microsoft.com/office/word/2016/wordml/cid" xmlns:w16="http://schemas.microsoft.com/office/word/2018/wordml" xmlns:w16du="http://schemas.microsoft.com/office/word/2023/wordml/word16du" xmlns:w16sdtdh="http://schemas.microsoft.com/office/word/2020/wordml/sdtdatahash" xmlns:w16sdtfl="http://schemas.microsoft.com/office/word/2024/wordml/sdtformatlock" xmlns:w16se="http://schemas.microsoft.com/office/word/2015/wordml/symex" xmlns:wpg="http://schemas.microsoft.com/office/word/2010/wordprocessingGroup" xmlns:wpi="http://schemas.microsoft.com/office/word/2010/wordprocessingInk" xmlns:wne="http://schemas.microsoft.com/office/word/2006/wordml" xmlns:wps="http://schemas.microsoft.com/office/word/2010/wordprocessingShape" mc:Ignorable="w14 w15 w16se w16cid w16 w16cex w16sdtdh w16sdtfl w16du wp14">
   <w:footnote w:type="separator" w:id="-1">
     <w:p>
       <w:pPr>
@@ -1595,7 +1746,7 @@
 </file>
 
 <file path=word/header1.xml><?xml version="1.0" encoding="utf-8"?>
-<w:hdr xmlns:wpc="http://schemas.microsoft.com/office/word/2010/wordprocessingCanvas" xmlns:cx="http://schemas.microsoft.com/office/drawing/2014/chartex" xmlns:cx1="http://schemas.microsoft.com/office/drawing/2015/9/8/chartex" xmlns:cx2="http://schemas.microsoft.com/office/drawing/2015/10/21/chartex" xmlns:cx3="http://schemas.microsoft.com/office/drawing/2016/5/9/chartex" xmlns:cx4="http://schemas.microsoft.com/office/drawing/2016/5/10/chartex" xmlns:cx5="http://schemas.microsoft.com/office/drawing/2016/5/11/chartex" xmlns:cx6="http://schemas.microsoft.com/office/drawing/2016/5/12/chartex" xmlns:cx7="http://schemas.microsoft.com/office/drawing/2016/5/13/chartex" xmlns:cx8="http://schemas.microsoft.com/office/drawing/2016/5/14/chartex" xmlns:mc="http://schemas.openxmlformats.org/markup-compatibility/2006" xmlns:aink="http://schemas.microsoft.com/office/drawing/2016/ink" xmlns:am3d="http://schemas.microsoft.com/office/drawing/2017/model3d" xmlns:o="urn:schemas-microsoft-com:office:office" xmlns:oel="http://schemas.microsoft.com/office/2019/extlst" xmlns:r="http://schemas.openxmlformats.org/officeDocument/2006/relationships" xmlns:m="http://schemas.openxmlformats.org/officeDocument/2006/math" xmlns:v="urn:schemas-microsoft-com:vml" xmlns:wp14="http://schemas.microsoft.com/office/word/2010/wordprocessingDrawing" xmlns:wp="http://schemas.openxmlformats.org/drawingml/2006/wordprocessingDrawing" xmlns:w10="urn:schemas-microsoft-com:office:word" xmlns:w="http://schemas.openxmlformats.org/wordprocessingml/2006/main" xmlns:w14="http://schemas.microsoft.com/office/word/2010/wordml" xmlns:w15="http://schemas.microsoft.com/office/word/2012/wordml" xmlns:w16cex="http://schemas.microsoft.com/office/word/2018/wordml/cex" xmlns:w16cid="http://schemas.microsoft.com/office/word/2016/wordml/cid" xmlns:w16="http://schemas.microsoft.com/office/word/2018/wordml" xmlns:w16du="http://schemas.microsoft.com/office/word/2023/wordml/word16du" xmlns:w16sdtdh="http://schemas.microsoft.com/office/word/2020/wordml/sdtdatahash" xmlns:w16sdtfl="http://schemas.microsoft.com/office/word/2024/wordml/sdtformatlock" xmlns:w16se="http://schemas.microsoft.com/office/word/2015/wordml/symex" xmlns:wpg="http://schemas.microsoft.com/office/word/2010/wordprocessingGroup" xmlns:wpi="http://schemas.microsoft.com/office/word/2010/wordprocessingInk" xmlns:wne="http://schemas.microsoft.com/office/word/2006/wordml" xmlns:wps="http://schemas.microsoft.com/office/word/2010/wordprocessingShape" mc:Ignorable="w14 w15 w16se w16cid w16 w16cex w16sdtdh w16sdtfl w16du wp14">
+<w:hdr xmlns:wpc="http://schemas.microsoft.com/office/word/2010/wordprocessingCanvas" xmlns:cx="http://schemas.microsoft.com/office/drawing/2014/chartex" xmlns:cx1="http://schemas.microsoft.com/office/drawing/2015/9/8/chartex" xmlns:cx2="http://schemas.microsoft.com/office/drawing/2015/10/21/chartex" xmlns:cx3="http://schemas.microsoft.com/office/drawing/2016/5/9/chartex" xmlns:cx4="http://schemas.microsoft.com/office/drawing/2016/5/10/chartex" xmlns:cx5="http://schemas.microsoft.com/office/drawing/2016/5/11/chartex" xmlns:cx6="http://schemas.microsoft.com/office/drawing/2016/5/12/chartex" xmlns:cx7="http://schemas.microsoft.com/office/drawing/2016/5/13/chartex" xmlns:cx8="http://schemas.microsoft.com/office/drawing/2016/5/14/chartex" xmlns:mc="http://schemas.openxmlformats.org/markup-compatibility/2006" xmlns:aink="http://schemas.microsoft.com/office/drawing/2016/ink" xmlns:am3d="http://schemas.microsoft.com/office/drawing/2017/model3d" xmlns:o="urn:schemas-microsoft-com:office:office" xmlns:oel="http://schemas.microsoft.com/office/2019/extlst" xmlns:r="http://schemas.openxmlformats.org/officeDocument/2006/relationships" xmlns:m="http://schemas.openxmlformats.org/officeDocument/2006/math" xmlns:v="urn:schemas-microsoft-com:vml" xmlns:wp14="http://schemas.microsoft.com/office/word/2010/wordprocessingDrawing" xmlns:wp="http://schemas.openxmlformats.org/drawingml/2006/wordprocessingDrawing" xmlns:w10="urn:schemas-microsoft-com:office:word" xmlns:w="http://schemas.openxmlformats.org/wordprocessingml/2006/main" xmlns:w14="http://schemas.microsoft.com/office/word/2010/wordml" xmlns:w15="http://schemas.microsoft.com/office/word/2012/wordml" xmlns:w16cei="http://schemas.microsoft.com/office/word/2026/wordml/cei" xmlns:w16cex="http://schemas.microsoft.com/office/word/2018/wordml/cex" xmlns:w16cid="http://schemas.microsoft.com/office/word/2016/wordml/cid" xmlns:w16="http://schemas.microsoft.com/office/word/2018/wordml" xmlns:w16du="http://schemas.microsoft.com/office/word/2023/wordml/word16du" xmlns:w16sdtdh="http://schemas.microsoft.com/office/word/2020/wordml/sdtdatahash" xmlns:w16sdtfl="http://schemas.microsoft.com/office/word/2024/wordml/sdtformatlock" xmlns:w16se="http://schemas.microsoft.com/office/word/2015/wordml/symex" xmlns:wpg="http://schemas.microsoft.com/office/word/2010/wordprocessingGroup" xmlns:wpi="http://schemas.microsoft.com/office/word/2010/wordprocessingInk" xmlns:wne="http://schemas.microsoft.com/office/word/2006/wordml" xmlns:wps="http://schemas.microsoft.com/office/word/2010/wordprocessingShape" mc:Ignorable="w14 w15 w16se w16cid w16 w16cex w16sdtdh w16sdtfl w16du wp14">
   <w:p/>
 </w:hdr>
 </file>
@@ -2116,6 +2267,7 @@
   <w:style w:type="character" w:default="1" w:styleId="DefaultParagraphFont">
     <w:name w:val="Default Paragraph Font"/>
     <w:uiPriority w:val="1"/>
+    <w:semiHidden/>
     <w:unhideWhenUsed/>
   </w:style>
   <w:style w:type="table" w:default="1" w:styleId="TableNormal">
